--- a/evaluaciones/trabajos/4-Avance 1 - Catejo, Farías, Fis, Lagos, Sánchez,Valenzuela, Valle.docx
+++ b/evaluaciones/trabajos/4-Avance 1 - Catejo, Farías, Fis, Lagos, Sánchez,Valenzuela, Valle.docx
@@ -3101,6 +3101,18 @@
         <w:t>intervalar</w:t>
       </w:r>
       <w:proofErr w:type="spellEnd"/>
+    </w:p>
+    <w:p>
+      <w:pPr>
+        <w:pStyle w:val="Textocomentario"/>
+        <w:numPr>
+          <w:ilvl w:val="0"/>
+          <w:numId w:val="7"/>
+        </w:numPr>
+      </w:pPr>
+      <w:r>
+        <w:t>Lo mismo para todo el resto</w:t>
+      </w:r>
     </w:p>
   </w:comment>
   <w:comment w:id="6" w:author="Sebastián Matías Muñoz Tapia" w:date="2025-04-10T14:45:00Z" w:initials="SM">
@@ -3716,6 +3728,118 @@
     </w:lvl>
   </w:abstractNum>
   <w:abstractNum w:abstractNumId="5" w15:restartNumberingAfterBreak="0">
+    <w:nsid w:val="7C7E3ABA"/>
+    <w:multiLevelType w:val="hybridMultilevel"/>
+    <w:tmpl w:val="AE2E8E0C"/>
+    <w:lvl w:ilvl="0" w:tplc="C180FACA">
+      <w:numFmt w:val="bullet"/>
+      <w:lvlText w:val="-"/>
+      <w:lvlJc w:val="left"/>
+      <w:pPr>
+        <w:ind w:left="720" w:hanging="360"/>
+      </w:pPr>
+      <w:rPr>
+        <w:rFonts w:ascii="Aptos" w:eastAsiaTheme="minorHAnsi" w:hAnsi="Aptos" w:cstheme="minorBidi" w:hint="default"/>
+      </w:rPr>
+    </w:lvl>
+    <w:lvl w:ilvl="1" w:tplc="0C0A0003" w:tentative="1">
+      <w:start w:val="1"/>
+      <w:numFmt w:val="bullet"/>
+      <w:lvlText w:val="o"/>
+      <w:lvlJc w:val="left"/>
+      <w:pPr>
+        <w:ind w:left="1440" w:hanging="360"/>
+      </w:pPr>
+      <w:rPr>
+        <w:rFonts w:ascii="Courier New" w:hAnsi="Courier New" w:cs="Courier New" w:hint="default"/>
+      </w:rPr>
+    </w:lvl>
+    <w:lvl w:ilvl="2" w:tplc="0C0A0005" w:tentative="1">
+      <w:start w:val="1"/>
+      <w:numFmt w:val="bullet"/>
+      <w:lvlText w:val=""/>
+      <w:lvlJc w:val="left"/>
+      <w:pPr>
+        <w:ind w:left="2160" w:hanging="360"/>
+      </w:pPr>
+      <w:rPr>
+        <w:rFonts w:ascii="Wingdings" w:hAnsi="Wingdings" w:hint="default"/>
+      </w:rPr>
+    </w:lvl>
+    <w:lvl w:ilvl="3" w:tplc="0C0A0001" w:tentative="1">
+      <w:start w:val="1"/>
+      <w:numFmt w:val="bullet"/>
+      <w:lvlText w:val=""/>
+      <w:lvlJc w:val="left"/>
+      <w:pPr>
+        <w:ind w:left="2880" w:hanging="360"/>
+      </w:pPr>
+      <w:rPr>
+        <w:rFonts w:ascii="Symbol" w:hAnsi="Symbol" w:hint="default"/>
+      </w:rPr>
+    </w:lvl>
+    <w:lvl w:ilvl="4" w:tplc="0C0A0003" w:tentative="1">
+      <w:start w:val="1"/>
+      <w:numFmt w:val="bullet"/>
+      <w:lvlText w:val="o"/>
+      <w:lvlJc w:val="left"/>
+      <w:pPr>
+        <w:ind w:left="3600" w:hanging="360"/>
+      </w:pPr>
+      <w:rPr>
+        <w:rFonts w:ascii="Courier New" w:hAnsi="Courier New" w:cs="Courier New" w:hint="default"/>
+      </w:rPr>
+    </w:lvl>
+    <w:lvl w:ilvl="5" w:tplc="0C0A0005" w:tentative="1">
+      <w:start w:val="1"/>
+      <w:numFmt w:val="bullet"/>
+      <w:lvlText w:val=""/>
+      <w:lvlJc w:val="left"/>
+      <w:pPr>
+        <w:ind w:left="4320" w:hanging="360"/>
+      </w:pPr>
+      <w:rPr>
+        <w:rFonts w:ascii="Wingdings" w:hAnsi="Wingdings" w:hint="default"/>
+      </w:rPr>
+    </w:lvl>
+    <w:lvl w:ilvl="6" w:tplc="0C0A0001" w:tentative="1">
+      <w:start w:val="1"/>
+      <w:numFmt w:val="bullet"/>
+      <w:lvlText w:val=""/>
+      <w:lvlJc w:val="left"/>
+      <w:pPr>
+        <w:ind w:left="5040" w:hanging="360"/>
+      </w:pPr>
+      <w:rPr>
+        <w:rFonts w:ascii="Symbol" w:hAnsi="Symbol" w:hint="default"/>
+      </w:rPr>
+    </w:lvl>
+    <w:lvl w:ilvl="7" w:tplc="0C0A0003" w:tentative="1">
+      <w:start w:val="1"/>
+      <w:numFmt w:val="bullet"/>
+      <w:lvlText w:val="o"/>
+      <w:lvlJc w:val="left"/>
+      <w:pPr>
+        <w:ind w:left="5760" w:hanging="360"/>
+      </w:pPr>
+      <w:rPr>
+        <w:rFonts w:ascii="Courier New" w:hAnsi="Courier New" w:cs="Courier New" w:hint="default"/>
+      </w:rPr>
+    </w:lvl>
+    <w:lvl w:ilvl="8" w:tplc="0C0A0005" w:tentative="1">
+      <w:start w:val="1"/>
+      <w:numFmt w:val="bullet"/>
+      <w:lvlText w:val=""/>
+      <w:lvlJc w:val="left"/>
+      <w:pPr>
+        <w:ind w:left="6480" w:hanging="360"/>
+      </w:pPr>
+      <w:rPr>
+        <w:rFonts w:ascii="Wingdings" w:hAnsi="Wingdings" w:hint="default"/>
+      </w:rPr>
+    </w:lvl>
+  </w:abstractNum>
+  <w:abstractNum w:abstractNumId="6" w15:restartNumberingAfterBreak="0">
     <w:nsid w:val="7F268515"/>
     <w:multiLevelType w:val="hybridMultilevel"/>
     <w:tmpl w:val="FFFFFFFF"/>
@@ -3865,13 +3989,16 @@
     <w:abstractNumId w:val="4"/>
   </w:num>
   <w:num w:numId="4" w16cid:durableId="962884187">
-    <w:abstractNumId w:val="5"/>
+    <w:abstractNumId w:val="6"/>
   </w:num>
   <w:num w:numId="5" w16cid:durableId="972368902">
     <w:abstractNumId w:val="3"/>
   </w:num>
   <w:num w:numId="6" w16cid:durableId="1310787638">
     <w:abstractNumId w:val="0"/>
+  </w:num>
+  <w:num w:numId="7" w16cid:durableId="175075694">
+    <w:abstractNumId w:val="5"/>
   </w:num>
 </w:numbering>
 </file>
@@ -5168,11 +5295,12 @@
 </file>
 
 <file path=customXml/item1.xml><?xml version="1.0" encoding="utf-8"?>
-<p:properties xmlns:p="http://schemas.microsoft.com/office/2006/metadata/properties" xmlns:xsi="http://www.w3.org/2001/XMLSchema-instance" xmlns:pc="http://schemas.microsoft.com/office/infopath/2007/PartnerControls">
-  <documentManagement>
-    <_activity xmlns="3a030a26-06a9-47aa-b97f-3c9f866d88cf" xsi:nil="true"/>
-  </documentManagement>
-</p:properties>
+<?mso-contentType ?>
+<FormTemplates xmlns="http://schemas.microsoft.com/sharepoint/v3/contenttype/forms">
+  <Display>DocumentLibraryForm</Display>
+  <Edit>DocumentLibraryForm</Edit>
+  <New>DocumentLibraryForm</New>
+</FormTemplates>
 </file>
 
 <file path=customXml/item2.xml><?xml version="1.0" encoding="utf-8"?>
@@ -5415,20 +5543,17 @@
 </file>
 
 <file path=customXml/item3.xml><?xml version="1.0" encoding="utf-8"?>
-<?mso-contentType ?>
-<FormTemplates xmlns="http://schemas.microsoft.com/sharepoint/v3/contenttype/forms">
-  <Display>DocumentLibraryForm</Display>
-  <Edit>DocumentLibraryForm</Edit>
-  <New>DocumentLibraryForm</New>
-</FormTemplates>
+<p:properties xmlns:p="http://schemas.microsoft.com/office/2006/metadata/properties" xmlns:xsi="http://www.w3.org/2001/XMLSchema-instance" xmlns:pc="http://schemas.microsoft.com/office/infopath/2007/PartnerControls">
+  <documentManagement>
+    <_activity xmlns="3a030a26-06a9-47aa-b97f-3c9f866d88cf" xsi:nil="true"/>
+  </documentManagement>
+</p:properties>
 </file>
 
 <file path=customXml/itemProps1.xml><?xml version="1.0" encoding="utf-8"?>
-<ds:datastoreItem xmlns:ds="http://schemas.openxmlformats.org/officeDocument/2006/customXml" ds:itemID="{3B31D2F4-1B20-4841-BAED-2D0EAB566329}">
+<ds:datastoreItem xmlns:ds="http://schemas.openxmlformats.org/officeDocument/2006/customXml" ds:itemID="{2391EC6C-D2CA-4A43-AF2A-BAA9FCF81AAC}">
   <ds:schemaRefs>
-    <ds:schemaRef ds:uri="http://schemas.microsoft.com/office/2006/metadata/properties"/>
-    <ds:schemaRef ds:uri="http://schemas.microsoft.com/office/infopath/2007/PartnerControls"/>
-    <ds:schemaRef ds:uri="3a030a26-06a9-47aa-b97f-3c9f866d88cf"/>
+    <ds:schemaRef ds:uri="http://schemas.microsoft.com/sharepoint/v3/contenttype/forms"/>
   </ds:schemaRefs>
 </ds:datastoreItem>
 </file>
@@ -5453,9 +5578,11 @@
 </file>
 
 <file path=customXml/itemProps3.xml><?xml version="1.0" encoding="utf-8"?>
-<ds:datastoreItem xmlns:ds="http://schemas.openxmlformats.org/officeDocument/2006/customXml" ds:itemID="{2391EC6C-D2CA-4A43-AF2A-BAA9FCF81AAC}">
+<ds:datastoreItem xmlns:ds="http://schemas.openxmlformats.org/officeDocument/2006/customXml" ds:itemID="{3B31D2F4-1B20-4841-BAED-2D0EAB566329}">
   <ds:schemaRefs>
-    <ds:schemaRef ds:uri="http://schemas.microsoft.com/sharepoint/v3/contenttype/forms"/>
+    <ds:schemaRef ds:uri="http://schemas.microsoft.com/office/2006/metadata/properties"/>
+    <ds:schemaRef ds:uri="http://schemas.microsoft.com/office/infopath/2007/PartnerControls"/>
+    <ds:schemaRef ds:uri="3a030a26-06a9-47aa-b97f-3c9f866d88cf"/>
   </ds:schemaRefs>
 </ds:datastoreItem>
 </file>